--- a/assets/templates/word/meeting-minutes.docx
+++ b/assets/templates/word/meeting-minutes.docx
@@ -4,31 +4,234 @@
   <w:body>
     <w:p>
       <w:pPr>
-        <w:pStyle w:val="Title"/>
         <w:jc w:val="center"/>
       </w:pPr>
       <w:r>
+        <w:rPr>
+          <w:b/>
+          <w:color w:val="2B579A"/>
+          <w:sz w:val="48"/>
+        </w:rPr>
+        <w:t>MEETING MINUTES</w:t>
+      </w:r>
+    </w:p>
+    <w:p>
+      <w:pPr>
+        <w:jc w:val="center"/>
+      </w:pPr>
+      <w:r>
+        <w:rPr>
+          <w:color w:val="5B9BD5"/>
+          <w:sz w:val="28"/>
+        </w:rPr>
         <w:t>会议纪要</w:t>
       </w:r>
     </w:p>
     <w:p/>
+    <w:tbl>
+      <w:tblPr>
+        <w:tblStyle w:val="TableGrid"/>
+        <w:tblW w:type="auto" w:w="0"/>
+        <w:tblLook w:firstColumn="1" w:firstRow="1" w:lastColumn="0" w:lastRow="0" w:noHBand="0" w:noVBand="1" w:val="04A0"/>
+      </w:tblPr>
+      <w:tblGrid>
+        <w:gridCol w:w="4320"/>
+        <w:gridCol w:w="4320"/>
+      </w:tblGrid>
+      <w:tr>
+        <w:tc>
+          <w:tcPr>
+            <w:tcW w:type="dxa" w:w="4320"/>
+            <w:shd w:fill="F2F2F2"/>
+          </w:tcPr>
+          <w:p>
+            <w:r>
+              <w:rPr>
+                <w:b/>
+              </w:rPr>
+              <w:t>Meeting Title / 会议主题</w:t>
+            </w:r>
+          </w:p>
+        </w:tc>
+        <w:tc>
+          <w:tcPr>
+            <w:tcW w:type="dxa" w:w="4320"/>
+          </w:tcPr>
+          <w:p>
+            <w:r>
+              <w:t>{{meeting_title}}</w:t>
+            </w:r>
+          </w:p>
+        </w:tc>
+      </w:tr>
+      <w:tr>
+        <w:tc>
+          <w:tcPr>
+            <w:tcW w:type="dxa" w:w="4320"/>
+            <w:shd w:fill="F2F2F2"/>
+          </w:tcPr>
+          <w:p>
+            <w:r>
+              <w:rPr>
+                <w:b/>
+              </w:rPr>
+              <w:t>Date / 日期</w:t>
+            </w:r>
+          </w:p>
+        </w:tc>
+        <w:tc>
+          <w:tcPr>
+            <w:tcW w:type="dxa" w:w="4320"/>
+          </w:tcPr>
+          <w:p>
+            <w:r>
+              <w:t>{{meeting_date}}</w:t>
+            </w:r>
+          </w:p>
+        </w:tc>
+      </w:tr>
+      <w:tr>
+        <w:tc>
+          <w:tcPr>
+            <w:tcW w:type="dxa" w:w="4320"/>
+            <w:shd w:fill="F2F2F2"/>
+          </w:tcPr>
+          <w:p>
+            <w:r>
+              <w:rPr>
+                <w:b/>
+              </w:rPr>
+              <w:t>Location / 地点</w:t>
+            </w:r>
+          </w:p>
+        </w:tc>
+        <w:tc>
+          <w:tcPr>
+            <w:tcW w:type="dxa" w:w="4320"/>
+          </w:tcPr>
+          <w:p>
+            <w:r>
+              <w:t>{{meeting_location}}</w:t>
+            </w:r>
+          </w:p>
+        </w:tc>
+      </w:tr>
+      <w:tr>
+        <w:tc>
+          <w:tcPr>
+            <w:tcW w:type="dxa" w:w="4320"/>
+            <w:shd w:fill="F2F2F2"/>
+          </w:tcPr>
+          <w:p>
+            <w:r>
+              <w:rPr>
+                <w:b/>
+              </w:rPr>
+              <w:t>Chairperson / 主持人</w:t>
+            </w:r>
+          </w:p>
+        </w:tc>
+        <w:tc>
+          <w:tcPr>
+            <w:tcW w:type="dxa" w:w="4320"/>
+          </w:tcPr>
+          <w:p>
+            <w:r>
+              <w:t>{{chairperson}}</w:t>
+            </w:r>
+          </w:p>
+        </w:tc>
+      </w:tr>
+    </w:tbl>
+    <w:p/>
     <w:p>
+      <w:pPr>
+        <w:pStyle w:val="Heading2"/>
+      </w:pPr>
       <w:r>
-        <w:t>此文件为 会议纪要 模板</w:t>
+        <w:rPr>
+          <w:color w:val="2B579A"/>
+        </w:rPr>
+        <w:t>Attendees / 与会人员</w:t>
       </w:r>
     </w:p>
     <w:p>
       <w:r>
-        <w:t>使用模板变量替换 {{variable_name}} 格式的内容</w:t>
+        <w:t>{{attendees}}</w:t>
+      </w:r>
+    </w:p>
+    <w:p>
+      <w:pPr>
+        <w:pStyle w:val="Heading2"/>
+      </w:pPr>
+      <w:r>
+        <w:rPr>
+          <w:color w:val="2B579A"/>
+        </w:rPr>
+        <w:t>Agenda / 议程</w:t>
+      </w:r>
+    </w:p>
+    <w:p>
+      <w:r>
+        <w:t>{{agenda}}</w:t>
+      </w:r>
+    </w:p>
+    <w:p>
+      <w:pPr>
+        <w:pStyle w:val="Heading2"/>
+      </w:pPr>
+      <w:r>
+        <w:rPr>
+          <w:color w:val="2B579A"/>
+        </w:rPr>
+        <w:t>Discussion / 讨论内容</w:t>
+      </w:r>
+    </w:p>
+    <w:p>
+      <w:r>
+        <w:t>{{discussion}}</w:t>
+      </w:r>
+    </w:p>
+    <w:p>
+      <w:pPr>
+        <w:pStyle w:val="Heading2"/>
+      </w:pPr>
+      <w:r>
+        <w:rPr>
+          <w:color w:val="2B579A"/>
+        </w:rPr>
+        <w:t>Action Items / 行动项</w:t>
+      </w:r>
+    </w:p>
+    <w:p>
+      <w:r>
+        <w:t>{{action_items}}</w:t>
       </w:r>
     </w:p>
     <w:p/>
     <w:p>
+      <w:pPr>
+        <w:jc w:val="center"/>
+      </w:pPr>
       <w:r>
-        <w:t>━━━━━━━━━━━━━━━━━━━━━━━━━━━━━━━━━━━━━━━━</w:t>
+        <w:rPr>
+          <w:color w:val="D9D9D9"/>
+        </w:rPr>
+        <w:t>__________________________________________________</w:t>
       </w:r>
     </w:p>
-    <w:p/>
+    <w:p>
+      <w:pPr>
+        <w:jc w:val="center"/>
+      </w:pPr>
+      <w:r>
+        <w:rPr>
+          <w:color w:val="333333"/>
+          <w:sz w:val="18"/>
+        </w:rPr>
+        <w:t>Secretary / 记录人: {{secretary}}</w:t>
+      </w:r>
+    </w:p>
     <w:sectPr>
       <w:pgSz w:w="12240" w:h="15840"/>
       <w:pgMar w:top="1440" w:right="1800" w:bottom="1440" w:left="1800" w:header="720" w:footer="720" w:gutter="0"/>
@@ -402,6 +605,11 @@
     <w:name w:val="Normal"/>
     <w:qFormat/>
     <w:rsid w:val="00FC693F"/>
+    <w:rPr>
+      <w:rFonts w:ascii="Microsoft YaHei" w:hAnsi="Microsoft YaHei"/>
+      <w:color w:val="333333"/>
+      <w:sz w:val="21"/>
+    </w:rPr>
   </w:style>
   <w:style w:type="paragraph" w:styleId="Header">
     <w:name w:val="header"/>
